--- a/dokumentacio.docx
+++ b/dokumentacio.docx
@@ -132,17 +132,7 @@
           <w:sz w:val="36"/>
           <w:szCs w:val="36"/>
         </w:rPr>
-        <w:t>Alkalmazás Architektúrája</w:t>
-      </w:r>
-      <w:r>
-        <w:rPr>
-          <w:rFonts w:ascii="Times New Roman" w:hAnsi="Times New Roman" w:cs="Times New Roman"/>
-          <w:b/>
-          <w:bCs/>
-          <w:sz w:val="36"/>
-          <w:szCs w:val="36"/>
-        </w:rPr>
-        <w:t>:</w:t>
+        <w:t>Alkalmazás Architektúrája:</w:t>
       </w:r>
     </w:p>
     <w:p>
@@ -815,25 +805,7 @@
           <w:szCs w:val="24"/>
         </w:rPr>
         <w:br/>
-        <w:t xml:space="preserve">A C#-ban írt backend </w:t>
-      </w:r>
-      <w:proofErr w:type="spellStart"/>
-      <w:r>
-        <w:rPr>
-          <w:rFonts w:ascii="Times New Roman" w:hAnsi="Times New Roman" w:cs="Times New Roman"/>
-          <w:sz w:val="24"/>
-          <w:szCs w:val="24"/>
-        </w:rPr>
-        <w:t>teljeskörűen</w:t>
-      </w:r>
-      <w:proofErr w:type="spellEnd"/>
-      <w:r>
-        <w:rPr>
-          <w:rFonts w:ascii="Times New Roman" w:hAnsi="Times New Roman" w:cs="Times New Roman"/>
-          <w:sz w:val="24"/>
-          <w:szCs w:val="24"/>
-        </w:rPr>
-        <w:t xml:space="preserve"> támogatja az alábbi műveleteket:</w:t>
+        <w:t>A C#-ban írt backend teljeskörűen támogatja az alábbi műveleteket:</w:t>
       </w:r>
     </w:p>
     <w:p>
@@ -1251,6 +1223,7 @@
       <w:r>
         <w:rPr>
           <w:rFonts w:ascii="Times New Roman" w:hAnsi="Times New Roman" w:cs="Times New Roman"/>
+          <w:noProof/>
           <w:sz w:val="24"/>
           <w:szCs w:val="24"/>
         </w:rPr>
@@ -1438,6 +1411,7 @@
       <w:r>
         <w:rPr>
           <w:rFonts w:ascii="Times New Roman" w:hAnsi="Times New Roman" w:cs="Times New Roman"/>
+          <w:noProof/>
           <w:sz w:val="24"/>
           <w:szCs w:val="24"/>
         </w:rPr>
@@ -1499,6 +1473,7 @@
           <w:rFonts w:ascii="Times New Roman" w:hAnsi="Times New Roman" w:cs="Times New Roman"/>
           <w:b/>
           <w:bCs/>
+          <w:noProof/>
           <w:sz w:val="32"/>
           <w:szCs w:val="32"/>
         </w:rPr>
@@ -1997,11 +1972,13 @@
     </w:p>
     <w:p>
       <w:pPr>
+        <w:pageBreakBefore/>
         <w:numPr>
           <w:ilvl w:val="0"/>
           <w:numId w:val="9"/>
         </w:numPr>
         <w:spacing w:after="0" w:line="360" w:lineRule="auto"/>
+        <w:ind w:left="714" w:hanging="357"/>
         <w:rPr>
           <w:rFonts w:ascii="Times New Roman" w:hAnsi="Times New Roman" w:cs="Times New Roman"/>
           <w:sz w:val="24"/>
@@ -2016,6 +1993,7 @@
           <w:sz w:val="32"/>
           <w:szCs w:val="32"/>
         </w:rPr>
+        <w:lastRenderedPageBreak/>
         <w:t>Admin felület:</w:t>
       </w:r>
       <w:r>
@@ -2047,7 +2025,6 @@
           <w:sz w:val="32"/>
           <w:szCs w:val="32"/>
         </w:rPr>
-        <w:lastRenderedPageBreak/>
         <w:t>5. Biztonsági és Hitelesítési Szempontok</w:t>
       </w:r>
     </w:p>
@@ -2123,90 +2100,462 @@
         <w:br/>
         <w:t>Az asztali admin felület használatához külön jogosultsági szint szükséges, amely megakadályozza az illetéktelen módosításokat.</w:t>
       </w:r>
-    </w:p>
-    <w:p>
-      <w:pPr>
-        <w:spacing w:after="0" w:line="360" w:lineRule="auto"/>
-        <w:rPr>
-          <w:rFonts w:ascii="Times New Roman" w:hAnsi="Times New Roman" w:cs="Times New Roman"/>
-          <w:sz w:val="24"/>
-          <w:szCs w:val="24"/>
-        </w:rPr>
-      </w:pPr>
-    </w:p>
-    <w:p>
-      <w:pPr>
-        <w:spacing w:after="0" w:line="360" w:lineRule="auto"/>
-        <w:rPr>
-          <w:rFonts w:ascii="Times New Roman" w:hAnsi="Times New Roman" w:cs="Times New Roman"/>
-          <w:sz w:val="24"/>
-          <w:szCs w:val="24"/>
-        </w:rPr>
-      </w:pPr>
-    </w:p>
-    <w:p>
-      <w:pPr>
-        <w:spacing w:after="0" w:line="360" w:lineRule="auto"/>
-        <w:rPr>
-          <w:rFonts w:ascii="Times New Roman" w:hAnsi="Times New Roman" w:cs="Times New Roman"/>
-          <w:sz w:val="24"/>
-          <w:szCs w:val="24"/>
-        </w:rPr>
-      </w:pPr>
-    </w:p>
-    <w:p>
-      <w:pPr>
-        <w:spacing w:after="0" w:line="360" w:lineRule="auto"/>
-        <w:rPr>
-          <w:rFonts w:ascii="Times New Roman" w:hAnsi="Times New Roman" w:cs="Times New Roman"/>
-          <w:sz w:val="24"/>
-          <w:szCs w:val="24"/>
-        </w:rPr>
-      </w:pPr>
-    </w:p>
-    <w:p>
-      <w:pPr>
-        <w:spacing w:after="0" w:line="360" w:lineRule="auto"/>
-        <w:rPr>
-          <w:rFonts w:ascii="Times New Roman" w:hAnsi="Times New Roman" w:cs="Times New Roman"/>
-          <w:sz w:val="24"/>
-          <w:szCs w:val="24"/>
-        </w:rPr>
-      </w:pPr>
-    </w:p>
-    <w:p>
-      <w:pPr>
-        <w:spacing w:after="0" w:line="360" w:lineRule="auto"/>
-        <w:rPr>
-          <w:rFonts w:ascii="Times New Roman" w:hAnsi="Times New Roman" w:cs="Times New Roman"/>
-          <w:sz w:val="24"/>
-          <w:szCs w:val="24"/>
-        </w:rPr>
-      </w:pPr>
-    </w:p>
-    <w:p>
-      <w:pPr>
-        <w:spacing w:after="0" w:line="360" w:lineRule="auto"/>
-        <w:rPr>
-          <w:rFonts w:ascii="Times New Roman" w:hAnsi="Times New Roman" w:cs="Times New Roman"/>
-          <w:sz w:val="24"/>
-          <w:szCs w:val="24"/>
-        </w:rPr>
-      </w:pPr>
-    </w:p>
-    <w:p>
-      <w:pPr>
-        <w:spacing w:after="0" w:line="360" w:lineRule="auto"/>
-        <w:rPr>
-          <w:rFonts w:ascii="Times New Roman" w:hAnsi="Times New Roman" w:cs="Times New Roman"/>
-          <w:sz w:val="24"/>
-          <w:szCs w:val="24"/>
-        </w:rPr>
-      </w:pPr>
-    </w:p>
-    <w:p>
-      <w:pPr>
-        <w:spacing w:after="0" w:line="360" w:lineRule="auto"/>
+      <w:r>
+        <w:rPr>
+          <w:rFonts w:ascii="Times New Roman" w:hAnsi="Times New Roman" w:cs="Times New Roman"/>
+          <w:noProof/>
+          <w:sz w:val="24"/>
+          <w:szCs w:val="24"/>
+        </w:rPr>
+        <w:t xml:space="preserve"> </w:t>
+      </w:r>
+      <w:r>
+        <w:rPr>
+          <w:rFonts w:ascii="Times New Roman" w:hAnsi="Times New Roman" w:cs="Times New Roman"/>
+          <w:noProof/>
+          <w:sz w:val="24"/>
+          <w:szCs w:val="24"/>
+        </w:rPr>
+        <w:drawing>
+          <wp:inline distT="0" distB="0" distL="0" distR="0" wp14:anchorId="15FFBD03" wp14:editId="69567342">
+            <wp:extent cx="5760720" cy="3018790"/>
+            <wp:effectExtent l="0" t="0" r="0" b="0"/>
+            <wp:docPr id="1245908459" name="Kép 1" descr="A képen szöveg, képernyőkép, Betűtípus, szoftver látható&#10;&#10;Előfordulhat, hogy a mesterséges intelligencia által létrehozott tartalom helytelen."/>
+            <wp:cNvGraphicFramePr>
+              <a:graphicFrameLocks xmlns:a="http://schemas.openxmlformats.org/drawingml/2006/main" noChangeAspect="1"/>
+            </wp:cNvGraphicFramePr>
+            <a:graphic xmlns:a="http://schemas.openxmlformats.org/drawingml/2006/main">
+              <a:graphicData uri="http://schemas.openxmlformats.org/drawingml/2006/picture">
+                <pic:pic xmlns:pic="http://schemas.openxmlformats.org/drawingml/2006/picture">
+                  <pic:nvPicPr>
+                    <pic:cNvPr id="1245908459" name="Kép 1" descr="A képen szöveg, képernyőkép, Betűtípus, szoftver látható&#10;&#10;Előfordulhat, hogy a mesterséges intelligencia által létrehozott tartalom helytelen."/>
+                    <pic:cNvPicPr/>
+                  </pic:nvPicPr>
+                  <pic:blipFill>
+                    <a:blip r:embed="rId9">
+                      <a:extLst>
+                        <a:ext uri="{28A0092B-C50C-407E-A947-70E740481C1C}">
+                          <a14:useLocalDpi xmlns:a14="http://schemas.microsoft.com/office/drawing/2010/main" val="0"/>
+                        </a:ext>
+                      </a:extLst>
+                    </a:blip>
+                    <a:stretch>
+                      <a:fillRect/>
+                    </a:stretch>
+                  </pic:blipFill>
+                  <pic:spPr>
+                    <a:xfrm>
+                      <a:off x="0" y="0"/>
+                      <a:ext cx="5760720" cy="3018790"/>
+                    </a:xfrm>
+                    <a:prstGeom prst="rect">
+                      <a:avLst/>
+                    </a:prstGeom>
+                  </pic:spPr>
+                </pic:pic>
+              </a:graphicData>
+            </a:graphic>
+          </wp:inline>
+        </w:drawing>
+      </w:r>
+    </w:p>
+    <w:p>
+      <w:pPr>
+        <w:spacing w:after="0" w:line="360" w:lineRule="auto"/>
+        <w:rPr>
+          <w:rFonts w:ascii="Times New Roman" w:hAnsi="Times New Roman" w:cs="Times New Roman"/>
+          <w:b/>
+          <w:bCs/>
+          <w:sz w:val="32"/>
+          <w:szCs w:val="32"/>
+        </w:rPr>
+      </w:pPr>
+    </w:p>
+    <w:p>
+      <w:pPr>
+        <w:spacing w:after="0" w:line="360" w:lineRule="auto"/>
+        <w:rPr>
+          <w:rFonts w:ascii="Times New Roman" w:hAnsi="Times New Roman" w:cs="Times New Roman"/>
+          <w:b/>
+          <w:bCs/>
+          <w:sz w:val="32"/>
+          <w:szCs w:val="32"/>
+        </w:rPr>
+      </w:pPr>
+    </w:p>
+    <w:p>
+      <w:pPr>
+        <w:pageBreakBefore/>
+        <w:spacing w:after="0" w:line="360" w:lineRule="auto"/>
+        <w:rPr>
+          <w:rFonts w:ascii="Times New Roman" w:hAnsi="Times New Roman" w:cs="Times New Roman"/>
+          <w:b/>
+          <w:bCs/>
+          <w:sz w:val="32"/>
+          <w:szCs w:val="32"/>
+        </w:rPr>
+      </w:pPr>
+      <w:r>
+        <w:rPr>
+          <w:rFonts w:ascii="Times New Roman" w:hAnsi="Times New Roman" w:cs="Times New Roman"/>
+          <w:b/>
+          <w:bCs/>
+          <w:sz w:val="32"/>
+          <w:szCs w:val="32"/>
+        </w:rPr>
+        <w:lastRenderedPageBreak/>
+        <w:t>Adatok módosítása és törlése:</w:t>
+      </w:r>
+    </w:p>
+    <w:p>
+      <w:pPr>
+        <w:spacing w:after="0" w:line="360" w:lineRule="auto"/>
+        <w:rPr>
+          <w:rFonts w:ascii="Times New Roman" w:hAnsi="Times New Roman" w:cs="Times New Roman"/>
+          <w:sz w:val="24"/>
+          <w:szCs w:val="24"/>
+        </w:rPr>
+      </w:pPr>
+      <w:r>
+        <w:rPr>
+          <w:rFonts w:ascii="Times New Roman" w:hAnsi="Times New Roman" w:cs="Times New Roman"/>
+          <w:noProof/>
+          <w:sz w:val="24"/>
+          <w:szCs w:val="24"/>
+        </w:rPr>
+        <w:drawing>
+          <wp:inline distT="0" distB="0" distL="0" distR="0" wp14:anchorId="7C9960B6" wp14:editId="6F68DB4B">
+            <wp:extent cx="5760720" cy="7073265"/>
+            <wp:effectExtent l="0" t="0" r="0" b="0"/>
+            <wp:docPr id="1752245673" name="Kép 4" descr="A képen szöveg, képernyőkép, szoftver, Számítógépes ikon látható&#10;&#10;Előfordulhat, hogy a mesterséges intelligencia által létrehozott tartalom helytelen."/>
+            <wp:cNvGraphicFramePr>
+              <a:graphicFrameLocks xmlns:a="http://schemas.openxmlformats.org/drawingml/2006/main" noChangeAspect="1"/>
+            </wp:cNvGraphicFramePr>
+            <a:graphic xmlns:a="http://schemas.openxmlformats.org/drawingml/2006/main">
+              <a:graphicData uri="http://schemas.openxmlformats.org/drawingml/2006/picture">
+                <pic:pic xmlns:pic="http://schemas.openxmlformats.org/drawingml/2006/picture">
+                  <pic:nvPicPr>
+                    <pic:cNvPr id="1752245673" name="Kép 4" descr="A képen szöveg, képernyőkép, szoftver, Számítógépes ikon látható&#10;&#10;Előfordulhat, hogy a mesterséges intelligencia által létrehozott tartalom helytelen."/>
+                    <pic:cNvPicPr/>
+                  </pic:nvPicPr>
+                  <pic:blipFill>
+                    <a:blip r:embed="rId10">
+                      <a:extLst>
+                        <a:ext uri="{28A0092B-C50C-407E-A947-70E740481C1C}">
+                          <a14:useLocalDpi xmlns:a14="http://schemas.microsoft.com/office/drawing/2010/main" val="0"/>
+                        </a:ext>
+                      </a:extLst>
+                    </a:blip>
+                    <a:stretch>
+                      <a:fillRect/>
+                    </a:stretch>
+                  </pic:blipFill>
+                  <pic:spPr>
+                    <a:xfrm>
+                      <a:off x="0" y="0"/>
+                      <a:ext cx="5760720" cy="7073265"/>
+                    </a:xfrm>
+                    <a:prstGeom prst="rect">
+                      <a:avLst/>
+                    </a:prstGeom>
+                  </pic:spPr>
+                </pic:pic>
+              </a:graphicData>
+            </a:graphic>
+          </wp:inline>
+        </w:drawing>
+      </w:r>
+    </w:p>
+    <w:p>
+      <w:pPr>
+        <w:spacing w:after="0" w:line="360" w:lineRule="auto"/>
+        <w:rPr>
+          <w:rFonts w:ascii="Times New Roman" w:hAnsi="Times New Roman" w:cs="Times New Roman"/>
+          <w:sz w:val="24"/>
+          <w:szCs w:val="24"/>
+        </w:rPr>
+      </w:pPr>
+      <w:r>
+        <w:rPr>
+          <w:rFonts w:ascii="Times New Roman" w:hAnsi="Times New Roman" w:cs="Times New Roman"/>
+          <w:sz w:val="24"/>
+          <w:szCs w:val="24"/>
+        </w:rPr>
+        <w:t>(Felhasználók, Gyógyszerek(Készülőben)), Orvosok(Készülőben)), Gyártók(Készülőben))</w:t>
+      </w:r>
+    </w:p>
+    <w:p>
+      <w:pPr>
+        <w:spacing w:after="0" w:line="360" w:lineRule="auto"/>
+        <w:rPr>
+          <w:rFonts w:ascii="Times New Roman" w:hAnsi="Times New Roman" w:cs="Times New Roman"/>
+          <w:sz w:val="24"/>
+          <w:szCs w:val="24"/>
+        </w:rPr>
+      </w:pPr>
+    </w:p>
+    <w:p>
+      <w:pPr>
+        <w:numPr>
+          <w:ilvl w:val="0"/>
+          <w:numId w:val="10"/>
+        </w:numPr>
+        <w:spacing w:after="0" w:line="360" w:lineRule="auto"/>
+        <w:rPr>
+          <w:rFonts w:ascii="Times New Roman" w:hAnsi="Times New Roman" w:cs="Times New Roman"/>
+          <w:sz w:val="24"/>
+          <w:szCs w:val="24"/>
+        </w:rPr>
+      </w:pPr>
+      <w:r>
+        <w:rPr>
+          <w:rFonts w:ascii="Times New Roman" w:hAnsi="Times New Roman" w:cs="Times New Roman"/>
+          <w:b/>
+          <w:bCs/>
+          <w:sz w:val="32"/>
+          <w:szCs w:val="32"/>
+        </w:rPr>
+        <w:lastRenderedPageBreak/>
+        <w:t>Adatok Feltöltése</w:t>
+      </w:r>
+      <w:r>
+        <w:rPr>
+          <w:rFonts w:ascii="Times New Roman" w:hAnsi="Times New Roman" w:cs="Times New Roman"/>
+          <w:noProof/>
+          <w:sz w:val="24"/>
+          <w:szCs w:val="24"/>
+        </w:rPr>
+        <w:drawing>
+          <wp:inline distT="0" distB="0" distL="0" distR="0" wp14:anchorId="0F29EE86" wp14:editId="78D6CE03">
+            <wp:extent cx="5760720" cy="6972935"/>
+            <wp:effectExtent l="0" t="0" r="0" b="0"/>
+            <wp:docPr id="2065273315" name="Kép 3" descr="A képen szöveg, képernyőkép, szoftver, Számítógépes ikon látható&#10;&#10;Előfordulhat, hogy a mesterséges intelligencia által létrehozott tartalom helytelen."/>
+            <wp:cNvGraphicFramePr>
+              <a:graphicFrameLocks xmlns:a="http://schemas.openxmlformats.org/drawingml/2006/main" noChangeAspect="1"/>
+            </wp:cNvGraphicFramePr>
+            <a:graphic xmlns:a="http://schemas.openxmlformats.org/drawingml/2006/main">
+              <a:graphicData uri="http://schemas.openxmlformats.org/drawingml/2006/picture">
+                <pic:pic xmlns:pic="http://schemas.openxmlformats.org/drawingml/2006/picture">
+                  <pic:nvPicPr>
+                    <pic:cNvPr id="2065273315" name="Kép 3" descr="A képen szöveg, képernyőkép, szoftver, Számítógépes ikon látható&#10;&#10;Előfordulhat, hogy a mesterséges intelligencia által létrehozott tartalom helytelen."/>
+                    <pic:cNvPicPr/>
+                  </pic:nvPicPr>
+                  <pic:blipFill>
+                    <a:blip r:embed="rId11">
+                      <a:extLst>
+                        <a:ext uri="{28A0092B-C50C-407E-A947-70E740481C1C}">
+                          <a14:useLocalDpi xmlns:a14="http://schemas.microsoft.com/office/drawing/2010/main" val="0"/>
+                        </a:ext>
+                      </a:extLst>
+                    </a:blip>
+                    <a:stretch>
+                      <a:fillRect/>
+                    </a:stretch>
+                  </pic:blipFill>
+                  <pic:spPr>
+                    <a:xfrm>
+                      <a:off x="0" y="0"/>
+                      <a:ext cx="5760720" cy="6972935"/>
+                    </a:xfrm>
+                    <a:prstGeom prst="rect">
+                      <a:avLst/>
+                    </a:prstGeom>
+                  </pic:spPr>
+                </pic:pic>
+              </a:graphicData>
+            </a:graphic>
+          </wp:inline>
+        </w:drawing>
+      </w:r>
+    </w:p>
+    <w:p>
+      <w:pPr>
+        <w:pStyle w:val="Listaszerbekezds"/>
+        <w:numPr>
+          <w:ilvl w:val="0"/>
+          <w:numId w:val="10"/>
+        </w:numPr>
+        <w:spacing w:after="0" w:line="360" w:lineRule="auto"/>
+        <w:rPr>
+          <w:rFonts w:ascii="Times New Roman" w:hAnsi="Times New Roman" w:cs="Times New Roman"/>
+          <w:sz w:val="24"/>
+          <w:szCs w:val="24"/>
+        </w:rPr>
+      </w:pPr>
+      <w:r>
+        <w:rPr>
+          <w:rFonts w:ascii="Times New Roman" w:hAnsi="Times New Roman" w:cs="Times New Roman"/>
+          <w:sz w:val="24"/>
+          <w:szCs w:val="24"/>
+        </w:rPr>
+        <w:t>(Felhasználók, Gyógyszerek, Orvosok,</w:t>
+      </w:r>
+      <w:r>
+        <w:rPr>
+          <w:rFonts w:ascii="Times New Roman" w:hAnsi="Times New Roman" w:cs="Times New Roman"/>
+          <w:sz w:val="24"/>
+          <w:szCs w:val="24"/>
+        </w:rPr>
+        <w:t xml:space="preserve"> Receptek,</w:t>
+      </w:r>
+      <w:r>
+        <w:rPr>
+          <w:rFonts w:ascii="Times New Roman" w:hAnsi="Times New Roman" w:cs="Times New Roman"/>
+          <w:sz w:val="24"/>
+          <w:szCs w:val="24"/>
+        </w:rPr>
+        <w:t xml:space="preserve"> Gyártók(Készülőben))</w:t>
+      </w:r>
+    </w:p>
+    <w:p>
+      <w:pPr>
+        <w:numPr>
+          <w:ilvl w:val="0"/>
+          <w:numId w:val="10"/>
+        </w:numPr>
+        <w:spacing w:after="0" w:line="360" w:lineRule="auto"/>
+        <w:rPr>
+          <w:rFonts w:ascii="Times New Roman" w:hAnsi="Times New Roman" w:cs="Times New Roman"/>
+          <w:sz w:val="24"/>
+          <w:szCs w:val="24"/>
+        </w:rPr>
+      </w:pPr>
+    </w:p>
+    <w:p>
+      <w:pPr>
+        <w:pageBreakBefore/>
+        <w:numPr>
+          <w:ilvl w:val="0"/>
+          <w:numId w:val="10"/>
+        </w:numPr>
+        <w:spacing w:after="0" w:line="360" w:lineRule="auto"/>
+        <w:ind w:left="714" w:hanging="357"/>
+        <w:rPr>
+          <w:rFonts w:ascii="Times New Roman" w:hAnsi="Times New Roman" w:cs="Times New Roman"/>
+          <w:sz w:val="24"/>
+          <w:szCs w:val="24"/>
+        </w:rPr>
+      </w:pPr>
+      <w:r>
+        <w:rPr>
+          <w:rFonts w:ascii="Times New Roman" w:hAnsi="Times New Roman" w:cs="Times New Roman"/>
+          <w:b/>
+          <w:bCs/>
+          <w:sz w:val="32"/>
+          <w:szCs w:val="32"/>
+        </w:rPr>
+        <w:lastRenderedPageBreak/>
+        <w:t>Adatok Betöltése</w:t>
+      </w:r>
+    </w:p>
+    <w:p>
+      <w:pPr>
+        <w:numPr>
+          <w:ilvl w:val="0"/>
+          <w:numId w:val="10"/>
+        </w:numPr>
+        <w:spacing w:after="0" w:line="360" w:lineRule="auto"/>
+        <w:rPr>
+          <w:rFonts w:ascii="Times New Roman" w:hAnsi="Times New Roman" w:cs="Times New Roman"/>
+          <w:sz w:val="24"/>
+          <w:szCs w:val="24"/>
+        </w:rPr>
+      </w:pPr>
+      <w:r>
+        <w:rPr>
+          <w:rFonts w:ascii="Times New Roman" w:hAnsi="Times New Roman" w:cs="Times New Roman"/>
+          <w:noProof/>
+          <w:sz w:val="24"/>
+          <w:szCs w:val="24"/>
+        </w:rPr>
+        <w:drawing>
+          <wp:inline distT="0" distB="0" distL="0" distR="0" wp14:anchorId="41ED8E8D" wp14:editId="75E7E577">
+            <wp:extent cx="5760720" cy="3282950"/>
+            <wp:effectExtent l="0" t="0" r="0" b="0"/>
+            <wp:docPr id="718621637" name="Kép 2" descr="A képen szöveg, képernyőkép, szoftver, képernyő látható"/>
+            <wp:cNvGraphicFramePr>
+              <a:graphicFrameLocks xmlns:a="http://schemas.openxmlformats.org/drawingml/2006/main" noChangeAspect="1"/>
+            </wp:cNvGraphicFramePr>
+            <a:graphic xmlns:a="http://schemas.openxmlformats.org/drawingml/2006/main">
+              <a:graphicData uri="http://schemas.openxmlformats.org/drawingml/2006/picture">
+                <pic:pic xmlns:pic="http://schemas.openxmlformats.org/drawingml/2006/picture">
+                  <pic:nvPicPr>
+                    <pic:cNvPr id="718621637" name="Kép 2" descr="A képen szöveg, képernyőkép, szoftver, képernyő látható"/>
+                    <pic:cNvPicPr/>
+                  </pic:nvPicPr>
+                  <pic:blipFill>
+                    <a:blip r:embed="rId12">
+                      <a:extLst>
+                        <a:ext uri="{28A0092B-C50C-407E-A947-70E740481C1C}">
+                          <a14:useLocalDpi xmlns:a14="http://schemas.microsoft.com/office/drawing/2010/main" val="0"/>
+                        </a:ext>
+                      </a:extLst>
+                    </a:blip>
+                    <a:stretch>
+                      <a:fillRect/>
+                    </a:stretch>
+                  </pic:blipFill>
+                  <pic:spPr>
+                    <a:xfrm>
+                      <a:off x="0" y="0"/>
+                      <a:ext cx="5760720" cy="3282950"/>
+                    </a:xfrm>
+                    <a:prstGeom prst="rect">
+                      <a:avLst/>
+                    </a:prstGeom>
+                  </pic:spPr>
+                </pic:pic>
+              </a:graphicData>
+            </a:graphic>
+          </wp:inline>
+        </w:drawing>
+      </w:r>
+    </w:p>
+    <w:p>
+      <w:pPr>
+        <w:spacing w:after="0" w:line="360" w:lineRule="auto"/>
+        <w:ind w:left="720"/>
+        <w:rPr>
+          <w:rFonts w:ascii="Times New Roman" w:hAnsi="Times New Roman" w:cs="Times New Roman"/>
+          <w:sz w:val="24"/>
+          <w:szCs w:val="24"/>
+        </w:rPr>
+      </w:pPr>
+      <w:r>
+        <w:rPr>
+          <w:rFonts w:ascii="Times New Roman" w:hAnsi="Times New Roman" w:cs="Times New Roman"/>
+          <w:sz w:val="24"/>
+          <w:szCs w:val="24"/>
+        </w:rPr>
+        <w:t>(Felhasználók, Gyógyszerek, Orvosok, Gyártók(Készülőben))</w:t>
+      </w:r>
+    </w:p>
+    <w:p>
+      <w:pPr>
+        <w:spacing w:after="0" w:line="360" w:lineRule="auto"/>
+        <w:ind w:left="720"/>
+        <w:rPr>
+          <w:rFonts w:ascii="Times New Roman" w:hAnsi="Times New Roman" w:cs="Times New Roman"/>
+          <w:sz w:val="24"/>
+          <w:szCs w:val="24"/>
+        </w:rPr>
+      </w:pPr>
+    </w:p>
+    <w:p>
+      <w:pPr>
+        <w:spacing w:after="0" w:line="360" w:lineRule="auto"/>
+        <w:ind w:left="720"/>
+        <w:rPr>
+          <w:rFonts w:ascii="Times New Roman" w:hAnsi="Times New Roman" w:cs="Times New Roman"/>
+          <w:sz w:val="24"/>
+          <w:szCs w:val="24"/>
+        </w:rPr>
+      </w:pPr>
+    </w:p>
+    <w:p>
+      <w:pPr>
+        <w:spacing w:after="0" w:line="360" w:lineRule="auto"/>
+        <w:ind w:left="720"/>
         <w:rPr>
           <w:rFonts w:ascii="Times New Roman" w:hAnsi="Times New Roman" w:cs="Times New Roman"/>
           <w:sz w:val="24"/>
@@ -2632,10 +2981,292 @@
         <w:spacing w:after="0" w:line="360" w:lineRule="auto"/>
         <w:rPr>
           <w:rFonts w:ascii="Times New Roman" w:hAnsi="Times New Roman" w:cs="Times New Roman"/>
-          <w:sz w:val="24"/>
-          <w:szCs w:val="24"/>
-        </w:rPr>
-      </w:pPr>
+          <w:b/>
+          <w:bCs/>
+          <w:sz w:val="40"/>
+          <w:szCs w:val="40"/>
+        </w:rPr>
+      </w:pPr>
+      <w:r>
+        <w:rPr>
+          <w:rFonts w:ascii="Times New Roman" w:hAnsi="Times New Roman" w:cs="Times New Roman"/>
+          <w:sz w:val="24"/>
+          <w:szCs w:val="24"/>
+        </w:rPr>
+        <w:br/>
+      </w:r>
+      <w:r>
+        <w:rPr>
+          <w:rFonts w:ascii="Times New Roman" w:hAnsi="Times New Roman" w:cs="Times New Roman"/>
+          <w:b/>
+          <w:bCs/>
+          <w:sz w:val="40"/>
+          <w:szCs w:val="40"/>
+        </w:rPr>
+        <w:t>Források:</w:t>
+      </w:r>
+    </w:p>
+    <w:p>
+      <w:pPr>
+        <w:spacing w:after="0" w:line="360" w:lineRule="auto"/>
+        <w:rPr>
+          <w:rFonts w:ascii="Times New Roman" w:hAnsi="Times New Roman" w:cs="Times New Roman"/>
+          <w:b/>
+          <w:bCs/>
+          <w:sz w:val="40"/>
+          <w:szCs w:val="40"/>
+        </w:rPr>
+      </w:pPr>
+      <w:hyperlink r:id="rId13" w:history="1">
+        <w:r>
+          <w:rPr>
+            <w:rStyle w:val="Hiperhivatkozs"/>
+            <w:rFonts w:ascii="Times New Roman" w:hAnsi="Times New Roman" w:cs="Times New Roman"/>
+            <w:b/>
+            <w:bCs/>
+            <w:sz w:val="40"/>
+            <w:szCs w:val="40"/>
+          </w:rPr>
+          <w:t>https://chatgpt.com/</w:t>
+        </w:r>
+      </w:hyperlink>
+    </w:p>
+    <w:p>
+      <w:pPr>
+        <w:spacing w:after="0" w:line="360" w:lineRule="auto"/>
+        <w:rPr>
+          <w:rFonts w:ascii="Times New Roman" w:hAnsi="Times New Roman" w:cs="Times New Roman"/>
+          <w:b/>
+          <w:bCs/>
+          <w:sz w:val="24"/>
+          <w:szCs w:val="24"/>
+        </w:rPr>
+      </w:pPr>
+      <w:hyperlink r:id="rId14" w:history="1">
+        <w:r>
+          <w:rPr>
+            <w:rStyle w:val="Hiperhivatkozs"/>
+            <w:rFonts w:ascii="Times New Roman" w:hAnsi="Times New Roman" w:cs="Times New Roman"/>
+            <w:b/>
+            <w:bCs/>
+            <w:sz w:val="40"/>
+            <w:szCs w:val="40"/>
+          </w:rPr>
+          <w:t>https://hu.wikipedia.org/wiki/XAMPP</w:t>
+        </w:r>
+      </w:hyperlink>
+      <w:r>
+        <w:rPr>
+          <w:rFonts w:ascii="Times New Roman" w:hAnsi="Times New Roman" w:cs="Times New Roman"/>
+          <w:b/>
+          <w:bCs/>
+          <w:sz w:val="40"/>
+          <w:szCs w:val="40"/>
+        </w:rPr>
+        <w:tab/>
+      </w:r>
+      <w:r>
+        <w:rPr>
+          <w:rFonts w:ascii="Times New Roman" w:hAnsi="Times New Roman" w:cs="Times New Roman"/>
+          <w:b/>
+          <w:bCs/>
+          <w:sz w:val="24"/>
+          <w:szCs w:val="24"/>
+        </w:rPr>
+        <w:t>2024.12.11.</w:t>
+      </w:r>
+    </w:p>
+    <w:p>
+      <w:pPr>
+        <w:spacing w:after="0" w:line="360" w:lineRule="auto"/>
+        <w:rPr>
+          <w:rFonts w:ascii="Times New Roman" w:hAnsi="Times New Roman" w:cs="Times New Roman"/>
+          <w:b/>
+          <w:bCs/>
+          <w:sz w:val="24"/>
+          <w:szCs w:val="24"/>
+        </w:rPr>
+      </w:pPr>
+      <w:hyperlink r:id="rId15" w:history="1">
+        <w:r>
+          <w:rPr>
+            <w:rStyle w:val="Hiperhivatkozs"/>
+            <w:rFonts w:ascii="Times New Roman" w:hAnsi="Times New Roman" w:cs="Times New Roman"/>
+            <w:b/>
+            <w:bCs/>
+            <w:sz w:val="40"/>
+            <w:szCs w:val="40"/>
+          </w:rPr>
+          <w:t>https://locallhost.me/phpmyadmi</w:t>
+        </w:r>
+        <w:r>
+          <w:rPr>
+            <w:rStyle w:val="Hiperhivatkozs"/>
+            <w:rFonts w:ascii="Times New Roman" w:hAnsi="Times New Roman" w:cs="Times New Roman"/>
+            <w:b/>
+            <w:bCs/>
+            <w:sz w:val="40"/>
+            <w:szCs w:val="40"/>
+          </w:rPr>
+          <w:t>n</w:t>
+        </w:r>
+      </w:hyperlink>
+      <w:r>
+        <w:rPr>
+          <w:rFonts w:ascii="Times New Roman" w:hAnsi="Times New Roman" w:cs="Times New Roman"/>
+          <w:b/>
+          <w:bCs/>
+          <w:sz w:val="40"/>
+          <w:szCs w:val="40"/>
+        </w:rPr>
+        <w:tab/>
+      </w:r>
+      <w:r>
+        <w:rPr>
+          <w:rFonts w:ascii="Times New Roman" w:hAnsi="Times New Roman" w:cs="Times New Roman"/>
+          <w:b/>
+          <w:bCs/>
+          <w:sz w:val="24"/>
+          <w:szCs w:val="24"/>
+        </w:rPr>
+        <w:t>2024.12.</w:t>
+      </w:r>
+      <w:r>
+        <w:rPr>
+          <w:rFonts w:ascii="Times New Roman" w:hAnsi="Times New Roman" w:cs="Times New Roman"/>
+          <w:b/>
+          <w:bCs/>
+          <w:sz w:val="24"/>
+          <w:szCs w:val="24"/>
+        </w:rPr>
+        <w:t>2</w:t>
+      </w:r>
+      <w:r>
+        <w:rPr>
+          <w:rFonts w:ascii="Times New Roman" w:hAnsi="Times New Roman" w:cs="Times New Roman"/>
+          <w:b/>
+          <w:bCs/>
+          <w:sz w:val="24"/>
+          <w:szCs w:val="24"/>
+        </w:rPr>
+        <w:t>1.</w:t>
+      </w:r>
+    </w:p>
+    <w:p>
+      <w:pPr>
+        <w:spacing w:after="0" w:line="360" w:lineRule="auto"/>
+        <w:rPr>
+          <w:rFonts w:ascii="Times New Roman" w:hAnsi="Times New Roman" w:cs="Times New Roman"/>
+          <w:b/>
+          <w:bCs/>
+          <w:sz w:val="24"/>
+          <w:szCs w:val="24"/>
+        </w:rPr>
+      </w:pPr>
+      <w:hyperlink r:id="rId16" w:history="1">
+        <w:r>
+          <w:rPr>
+            <w:rStyle w:val="Hiperhivatkozs"/>
+            <w:rFonts w:ascii="Times New Roman" w:hAnsi="Times New Roman" w:cs="Times New Roman"/>
+            <w:b/>
+            <w:bCs/>
+            <w:sz w:val="40"/>
+            <w:szCs w:val="40"/>
+          </w:rPr>
+          <w:t>https://learn.microsoft.com/en-us/aspnet/core/web-api/</w:t>
+        </w:r>
+      </w:hyperlink>
+      <w:r>
+        <w:rPr>
+          <w:rFonts w:ascii="Times New Roman" w:hAnsi="Times New Roman" w:cs="Times New Roman"/>
+          <w:b/>
+          <w:bCs/>
+          <w:sz w:val="40"/>
+          <w:szCs w:val="40"/>
+        </w:rPr>
+        <w:t xml:space="preserve"> </w:t>
+      </w:r>
+      <w:r>
+        <w:rPr>
+          <w:rFonts w:ascii="Times New Roman" w:hAnsi="Times New Roman" w:cs="Times New Roman"/>
+          <w:b/>
+          <w:bCs/>
+          <w:sz w:val="24"/>
+          <w:szCs w:val="24"/>
+        </w:rPr>
+        <w:t>2025.01.23.</w:t>
+      </w:r>
+    </w:p>
+    <w:p>
+      <w:pPr>
+        <w:spacing w:after="0" w:line="360" w:lineRule="auto"/>
+        <w:rPr>
+          <w:rFonts w:ascii="Times New Roman" w:hAnsi="Times New Roman" w:cs="Times New Roman"/>
+          <w:b/>
+          <w:bCs/>
+          <w:sz w:val="40"/>
+          <w:szCs w:val="40"/>
+        </w:rPr>
+      </w:pPr>
+      <w:hyperlink r:id="rId17" w:history="1">
+        <w:r>
+          <w:rPr>
+            <w:rStyle w:val="Hiperhivatkozs"/>
+            <w:rFonts w:ascii="Times New Roman" w:hAnsi="Times New Roman" w:cs="Times New Roman"/>
+            <w:b/>
+            <w:bCs/>
+            <w:sz w:val="40"/>
+            <w:szCs w:val="40"/>
+          </w:rPr>
+          <w:t>https://reactjs.org/docs/getting-started.html</w:t>
+        </w:r>
+      </w:hyperlink>
+      <w:r>
+        <w:rPr>
+          <w:rFonts w:ascii="Times New Roman" w:hAnsi="Times New Roman" w:cs="Times New Roman"/>
+          <w:b/>
+          <w:bCs/>
+          <w:sz w:val="40"/>
+          <w:szCs w:val="40"/>
+        </w:rPr>
+        <w:tab/>
+        <w:t>2025.02.28.</w:t>
+      </w:r>
+    </w:p>
+    <w:p>
+      <w:pPr>
+        <w:spacing w:after="0" w:line="360" w:lineRule="auto"/>
+        <w:rPr>
+          <w:rFonts w:ascii="Times New Roman" w:hAnsi="Times New Roman" w:cs="Times New Roman"/>
+          <w:b/>
+          <w:bCs/>
+          <w:sz w:val="40"/>
+          <w:szCs w:val="40"/>
+        </w:rPr>
+      </w:pPr>
+      <w:hyperlink r:id="rId18" w:history="1">
+        <w:r>
+          <w:rPr>
+            <w:rStyle w:val="Hiperhivatkozs"/>
+            <w:rFonts w:ascii="Times New Roman" w:hAnsi="Times New Roman" w:cs="Times New Roman"/>
+            <w:b/>
+            <w:bCs/>
+            <w:sz w:val="40"/>
+            <w:szCs w:val="40"/>
+          </w:rPr>
+          <w:t>https://learn.microsoft.com/en-us/dotnet/desktop/wpf/</w:t>
+        </w:r>
+      </w:hyperlink>
+      <w:r>
+        <w:rPr>
+          <w:rFonts w:ascii="Times New Roman" w:hAnsi="Times New Roman" w:cs="Times New Roman"/>
+          <w:b/>
+          <w:bCs/>
+          <w:sz w:val="40"/>
+          <w:szCs w:val="40"/>
+        </w:rPr>
+        <w:t xml:space="preserve"> 2024.11.21.</w:t>
+      </w:r>
     </w:p>
     <w:sectPr>
       <w:pgSz w:w="11906" w:h="16838"/>
@@ -5330,6 +5961,29 @@
       <w14:ligatures w14:val="none"/>
     </w:rPr>
   </w:style>
+  <w:style w:type="character" w:styleId="Hiperhivatkozs">
+    <w:name w:val="Hyperlink"/>
+    <w:basedOn w:val="Bekezdsalapbettpusa"/>
+    <w:uiPriority w:val="99"/>
+    <w:unhideWhenUsed/>
+    <w:rsid w:val="003C2AFC"/>
+    <w:rPr>
+      <w:color w:val="0563C1" w:themeColor="hyperlink"/>
+      <w:u w:val="single"/>
+    </w:rPr>
+  </w:style>
+  <w:style w:type="character" w:styleId="Feloldatlanmegemlts">
+    <w:name w:val="Unresolved Mention"/>
+    <w:basedOn w:val="Bekezdsalapbettpusa"/>
+    <w:uiPriority w:val="99"/>
+    <w:semiHidden/>
+    <w:unhideWhenUsed/>
+    <w:rsid w:val="003C2AFC"/>
+    <w:rPr>
+      <w:color w:val="605E5C"/>
+      <w:shd w:val="clear" w:color="auto" w:fill="E1DFDD"/>
+    </w:rPr>
+  </w:style>
 </w:styles>
 </file>
 
